--- a/Modelos/AP/FDMS/Declaração_coord_adm_FDMS.docx
+++ b/Modelos/AP/FDMS/Declaração_coord_adm_FDMS.docx
@@ -78,7 +78,7 @@
         <w:t xml:space="preserve">; bem como de suas alterações, para execução do </w:t>
       </w:r>
       <w:r>
-        <w:t>contrato</w:t>
+        <w:t>Acordo de Parceria</w:t>
       </w:r>
       <w:r>
         <w:t xml:space="preserve"> entre </w:t>
@@ -1161,8 +1161,17 @@
           <w:rFonts w:ascii="Times New Roman" w:hAnsi="Times New Roman"/>
           <w:sz w:val="20"/>
         </w:rPr>
-        <w:t xml:space="preserve"> contrato</w:t>
-      </w:r>
+        <w:t xml:space="preserve"> </w:t>
+      </w:r>
+      <w:r>
+        <w:rPr>
+          <w:rFonts w:ascii="Times New Roman" w:hAnsi="Times New Roman"/>
+          <w:sz w:val="20"/>
+        </w:rPr>
+        <w:t>Acordo de Parceria</w:t>
+      </w:r>
+      <w:bookmarkStart w:id="0" w:name="_GoBack"/>
+      <w:bookmarkEnd w:id="0"/>
       <w:r>
         <w:rPr>
           <w:rFonts w:ascii="Times New Roman" w:hAnsi="Times New Roman"/>
@@ -1218,16 +1227,7 @@
           <w:rFonts w:ascii="Times New Roman" w:hAnsi="Times New Roman"/>
           <w:sz w:val="20"/>
         </w:rPr>
-        <w:t>data</w:t>
-      </w:r>
-      <w:bookmarkStart w:id="0" w:name="_GoBack"/>
-      <w:bookmarkEnd w:id="0"/>
-      <w:r>
-        <w:rPr>
-          <w:rFonts w:ascii="Times New Roman" w:hAnsi="Times New Roman"/>
-          <w:sz w:val="20"/>
-        </w:rPr>
-        <w:t>atual</w:t>
+        <w:t>dataatual</w:t>
       </w:r>
       <w:proofErr w:type="spellEnd"/>
       <w:r>
